--- a/작업일지/28주차.docx
+++ b/작업일지/28주차.docx
@@ -1,6 +1,6 @@
 
 <file path=word/document.xml><?xml version="1.0" encoding="utf-8"?>
-<w:document xmlns:wpc="http://schemas.microsoft.com/office/word/2010/wordprocessingCanvas" xmlns:cx="http://schemas.microsoft.com/office/drawing/2014/chartex" xmlns:cx1="http://schemas.microsoft.com/office/drawing/2015/9/8/chartex" xmlns:cx2="http://schemas.microsoft.com/office/drawing/2015/10/21/chartex" xmlns:cx3="http://schemas.microsoft.com/office/drawing/2016/5/9/chartex" xmlns:cx4="http://schemas.microsoft.com/office/drawing/2016/5/10/chartex" xmlns:cx5="http://schemas.microsoft.com/office/drawing/2016/5/11/chartex" xmlns:cx6="http://schemas.microsoft.com/office/drawing/2016/5/12/chartex" xmlns:cx7="http://schemas.microsoft.com/office/drawing/2016/5/13/chartex" xmlns:cx8="http://schemas.microsoft.com/office/drawing/2016/5/14/chartex" xmlns:mc="http://schemas.openxmlformats.org/markup-compatibility/2006" xmlns:aink="http://schemas.microsoft.com/office/drawing/2016/ink" xmlns:am3d="http://schemas.microsoft.com/office/drawing/2017/model3d" xmlns:o="urn:schemas-microsoft-com:office:office" xmlns:oel="http://schemas.microsoft.com/office/2019/extlst" xmlns:r="http://schemas.openxmlformats.org/officeDocument/2006/relationships" xmlns:m="http://schemas.openxmlformats.org/officeDocument/2006/math" xmlns:v="urn:schemas-microsoft-com:vml" xmlns:wp14="http://schemas.microsoft.com/office/word/2010/wordprocessingDrawing" xmlns:wp="http://schemas.openxmlformats.org/drawingml/2006/wordprocessingDrawing" xmlns:w10="urn:schemas-microsoft-com:office:word" xmlns:w="http://schemas.openxmlformats.org/wordprocessingml/2006/main" xmlns:w14="http://schemas.microsoft.com/office/word/2010/wordml" xmlns:w15="http://schemas.microsoft.com/office/word/2012/wordml" xmlns:w16cex="http://schemas.microsoft.com/office/word/2018/wordml/cex" xmlns:w16cid="http://schemas.microsoft.com/office/word/2016/wordml/cid" xmlns:w16="http://schemas.microsoft.com/office/word/2018/wordml" xmlns:w16du="http://schemas.microsoft.com/office/word/2023/wordml/word16du" xmlns:w16sdtdh="http://schemas.microsoft.com/office/word/2020/wordml/sdtdatahash" xmlns:w16se="http://schemas.microsoft.com/office/word/2015/wordml/symex" xmlns:wpg="http://schemas.microsoft.com/office/word/2010/wordprocessingGroup" xmlns:wpi="http://schemas.microsoft.com/office/word/2010/wordprocessingInk" xmlns:wne="http://schemas.microsoft.com/office/word/2006/wordml" xmlns:wps="http://schemas.microsoft.com/office/word/2010/wordprocessingShape" mc:Ignorable="w14 w15 w16se w16cid w16 w16cex w16sdtdh w16du wp14">
+<w:document xmlns:wpc="http://schemas.microsoft.com/office/word/2010/wordprocessingCanvas" xmlns:cx="http://schemas.microsoft.com/office/drawing/2014/chartex" xmlns:cx1="http://schemas.microsoft.com/office/drawing/2015/9/8/chartex" xmlns:cx2="http://schemas.microsoft.com/office/drawing/2015/10/21/chartex" xmlns:cx3="http://schemas.microsoft.com/office/drawing/2016/5/9/chartex" xmlns:cx4="http://schemas.microsoft.com/office/drawing/2016/5/10/chartex" xmlns:cx5="http://schemas.microsoft.com/office/drawing/2016/5/11/chartex" xmlns:cx6="http://schemas.microsoft.com/office/drawing/2016/5/12/chartex" xmlns:cx7="http://schemas.microsoft.com/office/drawing/2016/5/13/chartex" xmlns:cx8="http://schemas.microsoft.com/office/drawing/2016/5/14/chartex" xmlns:mc="http://schemas.openxmlformats.org/markup-compatibility/2006" xmlns:aink="http://schemas.microsoft.com/office/drawing/2016/ink" xmlns:am3d="http://schemas.microsoft.com/office/drawing/2017/model3d" xmlns:o="urn:schemas-microsoft-com:office:office" xmlns:oel="http://schemas.microsoft.com/office/2019/extlst" xmlns:r="http://schemas.openxmlformats.org/officeDocument/2006/relationships" xmlns:m="http://schemas.openxmlformats.org/officeDocument/2006/math" xmlns:v="urn:schemas-microsoft-com:vml" xmlns:wp14="http://schemas.microsoft.com/office/word/2010/wordprocessingDrawing" xmlns:wp="http://schemas.openxmlformats.org/drawingml/2006/wordprocessingDrawing" xmlns:w10="urn:schemas-microsoft-com:office:word" xmlns:w="http://schemas.openxmlformats.org/wordprocessingml/2006/main" xmlns:w14="http://schemas.microsoft.com/office/word/2010/wordml" xmlns:w15="http://schemas.microsoft.com/office/word/2012/wordml" xmlns:w16cex="http://schemas.microsoft.com/office/word/2018/wordml/cex" xmlns:w16cid="http://schemas.microsoft.com/office/word/2016/wordml/cid" xmlns:w16="http://schemas.microsoft.com/office/word/2018/wordml" xmlns:w16du="http://schemas.microsoft.com/office/word/2023/wordml/word16du" xmlns:w16sdtdh="http://schemas.microsoft.com/office/word/2020/wordml/sdtdatahash" xmlns:w16sdtfl="http://schemas.microsoft.com/office/word/2024/wordml/sdtformatlock" xmlns:w16se="http://schemas.microsoft.com/office/word/2015/wordml/symex" xmlns:wpg="http://schemas.microsoft.com/office/word/2010/wordprocessingGroup" xmlns:wpi="http://schemas.microsoft.com/office/word/2010/wordprocessingInk" xmlns:wne="http://schemas.microsoft.com/office/word/2006/wordml" xmlns:wps="http://schemas.microsoft.com/office/word/2010/wordprocessingShape" mc:Ignorable="w14 w15 w16se w16cid w16 w16cex w16sdtdh w16sdtfl w16du wp14">
   <w:body>
     <w:p>
       <w:pPr>
@@ -471,7 +471,49 @@
           <w:tcPr>
             <w:tcW w:w="9214" w:type="dxa"/>
           </w:tcPr>
-          <w:p/>
+          <w:p>
+            <w:r>
+              <w:rPr>
+                <w:rFonts w:hint="eastAsia"/>
+              </w:rPr>
+              <w:t>-절차적 방 생성 규칙 적용</w:t>
+            </w:r>
+          </w:p>
+          <w:p>
+            <w:r>
+              <w:rPr>
+                <w:rFonts w:hint="eastAsia"/>
+              </w:rPr>
+              <w:t>-방 생성 시 문이 생기지 않는 부분에 벽으로 막도록 설정</w:t>
+            </w:r>
+          </w:p>
+          <w:p>
+            <w:pPr>
+              <w:rPr>
+                <w:rFonts w:hint="eastAsia"/>
+              </w:rPr>
+            </w:pPr>
+            <w:r>
+              <w:rPr>
+                <w:rFonts w:hint="eastAsia"/>
+              </w:rPr>
+              <w:t>-</w:t>
+            </w:r>
+            <w:proofErr w:type="spellStart"/>
+            <w:r>
+              <w:rPr>
+                <w:rFonts w:hint="eastAsia"/>
+              </w:rPr>
+              <w:t>타일맵</w:t>
+            </w:r>
+            <w:proofErr w:type="spellEnd"/>
+            <w:r>
+              <w:rPr>
+                <w:rFonts w:hint="eastAsia"/>
+              </w:rPr>
+              <w:t xml:space="preserve"> 제작 및 읽어오는 코드 추가</w:t>
+            </w:r>
+          </w:p>
         </w:tc>
       </w:tr>
       <w:tr>
@@ -614,7 +656,232 @@
           <w:tcPr>
             <w:tcW w:w="9214" w:type="dxa"/>
           </w:tcPr>
+          <w:p>
+            <w:r>
+              <w:rPr>
+                <w:rFonts w:hint="eastAsia"/>
+              </w:rPr>
+              <w:t>-하나가 기획한 절차적 생성 방 규칙들을 적용하였다. 최소/최대 층수 및 방 종류별 최대 개수, 연결되는 방의 종류에 따라 가능한 방 종류 제한 등을 적용하였고, 아직 확률은 제대로 적용이 되어있지 않다.</w:t>
+            </w:r>
+          </w:p>
           <w:p/>
+          <w:p>
+            <w:pPr>
+              <w:rPr>
+                <w:rFonts w:hint="eastAsia"/>
+              </w:rPr>
+            </w:pPr>
+            <w:r>
+              <w:rPr>
+                <w:rFonts w:hint="eastAsia"/>
+              </w:rPr>
+              <w:t xml:space="preserve">그런데 어느정도 규칙을 적용하고 테스트를 해보았는데, 층을 이동하기 위한 계단방과 같은 방은 완전 랜덤으로 해두면 같은 층에만 계속 생겨 결국 최소/최대 층까지 이동하지 못한다는 등의 문제가 있었고, 규칙에 보완이 좀 필요하다는 것을 느꼈다. 그래서 이 부분은 </w:t>
+            </w:r>
+            <w:proofErr w:type="spellStart"/>
+            <w:r>
+              <w:rPr>
+                <w:rFonts w:hint="eastAsia"/>
+              </w:rPr>
+              <w:t>하나랑</w:t>
+            </w:r>
+            <w:proofErr w:type="spellEnd"/>
+            <w:r>
+              <w:rPr>
+                <w:rFonts w:hint="eastAsia"/>
+              </w:rPr>
+              <w:t xml:space="preserve"> 더 이야기를 해보아야 할 것 같고, 규칙을 적용하였더니 방이 목표 개수까지 생기지 않는 등의 문제도 생겨 이 부분은 좀 더 많은 테스트 후 보완을 해야 할 것 같다.</w:t>
+            </w:r>
+          </w:p>
+          <w:p/>
+          <w:p>
+            <w:r>
+              <w:rPr>
+                <w:rFonts w:hint="eastAsia"/>
+              </w:rPr>
+              <w:t xml:space="preserve">-방 생성 후 문이 생기지 않는 부분은 벽으로 막도록 하였다. </w:t>
+            </w:r>
+            <w:r>
+              <w:rPr>
+                <w:rFonts w:hint="eastAsia"/>
+              </w:rPr>
+              <w:t xml:space="preserve">그런데 방 입구를 막아버리는 경우가 종종 있고, 방 자체도 연결이 입구끼리 딱 맞게 </w:t>
+            </w:r>
+            <w:proofErr w:type="spellStart"/>
+            <w:r>
+              <w:rPr>
+                <w:rFonts w:hint="eastAsia"/>
+              </w:rPr>
+              <w:t>연결되는게</w:t>
+            </w:r>
+            <w:proofErr w:type="spellEnd"/>
+            <w:r>
+              <w:rPr>
+                <w:rFonts w:hint="eastAsia"/>
+              </w:rPr>
+              <w:t xml:space="preserve"> 아니라 어긋나게 연결되는 경우가 있어 이 부분은 확인이 필요한데, 일부 방들만 그런 것이라 알고리즘의 문제가 아닌 데이터 파일의 문제가 있는 것 같아 확인 후 수정할 예정이다.</w:t>
+            </w:r>
+          </w:p>
+          <w:p/>
+          <w:p>
+            <w:pPr>
+              <w:rPr>
+                <w:rFonts w:hint="eastAsia"/>
+              </w:rPr>
+            </w:pPr>
+            <w:r>
+              <w:rPr>
+                <w:rFonts w:hint="eastAsia"/>
+              </w:rPr>
+              <w:t xml:space="preserve">최근까지 나만 </w:t>
+            </w:r>
+            <w:proofErr w:type="spellStart"/>
+            <w:r>
+              <w:rPr>
+                <w:rFonts w:hint="eastAsia"/>
+              </w:rPr>
+              <w:t>언리얼이</w:t>
+            </w:r>
+            <w:proofErr w:type="spellEnd"/>
+            <w:r>
+              <w:rPr>
+                <w:rFonts w:hint="eastAsia"/>
+              </w:rPr>
+              <w:t xml:space="preserve"> 자꾸 터지는 오류를 </w:t>
+            </w:r>
+            <w:proofErr w:type="gramStart"/>
+            <w:r>
+              <w:rPr>
+                <w:rFonts w:hint="eastAsia"/>
+              </w:rPr>
+              <w:t>겪어서,,,</w:t>
+            </w:r>
+            <w:proofErr w:type="gramEnd"/>
+            <w:r>
+              <w:rPr>
+                <w:rFonts w:hint="eastAsia"/>
+              </w:rPr>
+              <w:t xml:space="preserve"> 테스트를 거의 못했는데 다행히 해결하여 이제 테스트 후 고칠 수 있을 것 같다.</w:t>
+            </w:r>
+          </w:p>
+          <w:p/>
+          <w:p>
+            <w:pPr>
+              <w:rPr>
+                <w:rFonts w:hint="eastAsia"/>
+              </w:rPr>
+            </w:pPr>
+            <w:r>
+              <w:rPr>
+                <w:rFonts w:hint="eastAsia"/>
+              </w:rPr>
+              <w:t>-</w:t>
+            </w:r>
+            <w:proofErr w:type="spellStart"/>
+            <w:r>
+              <w:rPr>
+                <w:rFonts w:hint="eastAsia"/>
+              </w:rPr>
+              <w:t>타일맵을</w:t>
+            </w:r>
+            <w:proofErr w:type="spellEnd"/>
+            <w:r>
+              <w:rPr>
+                <w:rFonts w:hint="eastAsia"/>
+              </w:rPr>
+              <w:t xml:space="preserve"> 직접 제작을 했는데 3차원이다 보니 타일의 수가 너무 </w:t>
+            </w:r>
+            <w:proofErr w:type="spellStart"/>
+            <w:r>
+              <w:rPr>
+                <w:rFonts w:hint="eastAsia"/>
+              </w:rPr>
+              <w:t>많이서</w:t>
+            </w:r>
+            <w:proofErr w:type="spellEnd"/>
+            <w:r>
+              <w:rPr>
+                <w:rFonts w:hint="eastAsia"/>
+              </w:rPr>
+              <w:t xml:space="preserve"> 직접 찍는 건 무리라 압축해서 기록하는 방법을 고안했고, 그 방법으로 </w:t>
+            </w:r>
+            <w:proofErr w:type="spellStart"/>
+            <w:r>
+              <w:rPr>
+                <w:rFonts w:hint="eastAsia"/>
+              </w:rPr>
+              <w:t>타일맵을</w:t>
+            </w:r>
+            <w:proofErr w:type="spellEnd"/>
+            <w:r>
+              <w:rPr>
+                <w:rFonts w:hint="eastAsia"/>
+              </w:rPr>
+              <w:t xml:space="preserve"> 만들어서 </w:t>
+            </w:r>
+            <w:proofErr w:type="spellStart"/>
+            <w:r>
+              <w:rPr>
+                <w:rFonts w:hint="eastAsia"/>
+              </w:rPr>
+              <w:t>DataManager</w:t>
+            </w:r>
+            <w:proofErr w:type="spellEnd"/>
+            <w:r>
+              <w:rPr>
+                <w:rFonts w:hint="eastAsia"/>
+              </w:rPr>
+              <w:t xml:space="preserve">로 읽어오는 코드를 만들었다. 다만, 방의 종류가 많아서 </w:t>
+            </w:r>
+            <w:proofErr w:type="spellStart"/>
+            <w:r>
+              <w:rPr>
+                <w:rFonts w:hint="eastAsia"/>
+              </w:rPr>
+              <w:t>타일맵을</w:t>
+            </w:r>
+            <w:proofErr w:type="spellEnd"/>
+            <w:r>
+              <w:rPr>
+                <w:rFonts w:hint="eastAsia"/>
+              </w:rPr>
+              <w:t xml:space="preserve"> 아직 다 </w:t>
+            </w:r>
+            <w:r>
+              <w:rPr>
+                <w:rFonts w:hint="eastAsia"/>
+              </w:rPr>
+              <w:lastRenderedPageBreak/>
+              <w:t xml:space="preserve">제작하지 못해 </w:t>
+            </w:r>
+            <w:proofErr w:type="spellStart"/>
+            <w:r>
+              <w:rPr>
+                <w:rFonts w:hint="eastAsia"/>
+              </w:rPr>
+              <w:t>타일맵을</w:t>
+            </w:r>
+            <w:proofErr w:type="spellEnd"/>
+            <w:r>
+              <w:rPr>
+                <w:rFonts w:hint="eastAsia"/>
+              </w:rPr>
+              <w:t xml:space="preserve"> 이용한 </w:t>
+            </w:r>
+            <w:proofErr w:type="spellStart"/>
+            <w:r>
+              <w:rPr>
+                <w:rFonts w:hint="eastAsia"/>
+              </w:rPr>
+              <w:t>충돌맵은</w:t>
+            </w:r>
+            <w:proofErr w:type="spellEnd"/>
+            <w:r>
+              <w:rPr>
+                <w:rFonts w:hint="eastAsia"/>
+              </w:rPr>
+              <w:t xml:space="preserve"> 구현하지 못하였다.</w:t>
+            </w:r>
+          </w:p>
         </w:tc>
       </w:tr>
       <w:tr>
@@ -635,6 +902,7 @@
                 <w:b/>
                 <w:bCs/>
               </w:rPr>
+              <w:lastRenderedPageBreak/>
               <w:t>임채은</w:t>
             </w:r>
           </w:p>
@@ -870,7 +1138,7 @@
 </file>
 
 <file path=word/endnotes.xml><?xml version="1.0" encoding="utf-8"?>
-<w:endnotes xmlns:wpc="http://schemas.microsoft.com/office/word/2010/wordprocessingCanvas" xmlns:cx="http://schemas.microsoft.com/office/drawing/2014/chartex" xmlns:cx1="http://schemas.microsoft.com/office/drawing/2015/9/8/chartex" xmlns:cx2="http://schemas.microsoft.com/office/drawing/2015/10/21/chartex" xmlns:cx3="http://schemas.microsoft.com/office/drawing/2016/5/9/chartex" xmlns:cx4="http://schemas.microsoft.com/office/drawing/2016/5/10/chartex" xmlns:cx5="http://schemas.microsoft.com/office/drawing/2016/5/11/chartex" xmlns:cx6="http://schemas.microsoft.com/office/drawing/2016/5/12/chartex" xmlns:cx7="http://schemas.microsoft.com/office/drawing/2016/5/13/chartex" xmlns:cx8="http://schemas.microsoft.com/office/drawing/2016/5/14/chartex" xmlns:mc="http://schemas.openxmlformats.org/markup-compatibility/2006" xmlns:aink="http://schemas.microsoft.com/office/drawing/2016/ink" xmlns:am3d="http://schemas.microsoft.com/office/drawing/2017/model3d" xmlns:o="urn:schemas-microsoft-com:office:office" xmlns:oel="http://schemas.microsoft.com/office/2019/extlst" xmlns:r="http://schemas.openxmlformats.org/officeDocument/2006/relationships" xmlns:m="http://schemas.openxmlformats.org/officeDocument/2006/math" xmlns:v="urn:schemas-microsoft-com:vml" xmlns:wp14="http://schemas.microsoft.com/office/word/2010/wordprocessingDrawing" xmlns:wp="http://schemas.openxmlformats.org/drawingml/2006/wordprocessingDrawing" xmlns:w10="urn:schemas-microsoft-com:office:word" xmlns:w="http://schemas.openxmlformats.org/wordprocessingml/2006/main" xmlns:w14="http://schemas.microsoft.com/office/word/2010/wordml" xmlns:w15="http://schemas.microsoft.com/office/word/2012/wordml" xmlns:w16cex="http://schemas.microsoft.com/office/word/2018/wordml/cex" xmlns:w16cid="http://schemas.microsoft.com/office/word/2016/wordml/cid" xmlns:w16="http://schemas.microsoft.com/office/word/2018/wordml" xmlns:w16du="http://schemas.microsoft.com/office/word/2023/wordml/word16du" xmlns:w16sdtdh="http://schemas.microsoft.com/office/word/2020/wordml/sdtdatahash" xmlns:w16se="http://schemas.microsoft.com/office/word/2015/wordml/symex" xmlns:wpg="http://schemas.microsoft.com/office/word/2010/wordprocessingGroup" xmlns:wpi="http://schemas.microsoft.com/office/word/2010/wordprocessingInk" xmlns:wne="http://schemas.microsoft.com/office/word/2006/wordml" xmlns:wps="http://schemas.microsoft.com/office/word/2010/wordprocessingShape" mc:Ignorable="w14 w15 w16se w16cid w16 w16cex w16sdtdh w16du wp14">
+<w:endnotes xmlns:wpc="http://schemas.microsoft.com/office/word/2010/wordprocessingCanvas" xmlns:cx="http://schemas.microsoft.com/office/drawing/2014/chartex" xmlns:cx1="http://schemas.microsoft.com/office/drawing/2015/9/8/chartex" xmlns:cx2="http://schemas.microsoft.com/office/drawing/2015/10/21/chartex" xmlns:cx3="http://schemas.microsoft.com/office/drawing/2016/5/9/chartex" xmlns:cx4="http://schemas.microsoft.com/office/drawing/2016/5/10/chartex" xmlns:cx5="http://schemas.microsoft.com/office/drawing/2016/5/11/chartex" xmlns:cx6="http://schemas.microsoft.com/office/drawing/2016/5/12/chartex" xmlns:cx7="http://schemas.microsoft.com/office/drawing/2016/5/13/chartex" xmlns:cx8="http://schemas.microsoft.com/office/drawing/2016/5/14/chartex" xmlns:mc="http://schemas.openxmlformats.org/markup-compatibility/2006" xmlns:aink="http://schemas.microsoft.com/office/drawing/2016/ink" xmlns:am3d="http://schemas.microsoft.com/office/drawing/2017/model3d" xmlns:o="urn:schemas-microsoft-com:office:office" xmlns:oel="http://schemas.microsoft.com/office/2019/extlst" xmlns:r="http://schemas.openxmlformats.org/officeDocument/2006/relationships" xmlns:m="http://schemas.openxmlformats.org/officeDocument/2006/math" xmlns:v="urn:schemas-microsoft-com:vml" xmlns:wp14="http://schemas.microsoft.com/office/word/2010/wordprocessingDrawing" xmlns:wp="http://schemas.openxmlformats.org/drawingml/2006/wordprocessingDrawing" xmlns:w10="urn:schemas-microsoft-com:office:word" xmlns:w="http://schemas.openxmlformats.org/wordprocessingml/2006/main" xmlns:w14="http://schemas.microsoft.com/office/word/2010/wordml" xmlns:w15="http://schemas.microsoft.com/office/word/2012/wordml" xmlns:w16cex="http://schemas.microsoft.com/office/word/2018/wordml/cex" xmlns:w16cid="http://schemas.microsoft.com/office/word/2016/wordml/cid" xmlns:w16="http://schemas.microsoft.com/office/word/2018/wordml" xmlns:w16du="http://schemas.microsoft.com/office/word/2023/wordml/word16du" xmlns:w16sdtdh="http://schemas.microsoft.com/office/word/2020/wordml/sdtdatahash" xmlns:w16sdtfl="http://schemas.microsoft.com/office/word/2024/wordml/sdtformatlock" xmlns:w16se="http://schemas.microsoft.com/office/word/2015/wordml/symex" xmlns:wpg="http://schemas.microsoft.com/office/word/2010/wordprocessingGroup" xmlns:wpi="http://schemas.microsoft.com/office/word/2010/wordprocessingInk" xmlns:wne="http://schemas.microsoft.com/office/word/2006/wordml" xmlns:wps="http://schemas.microsoft.com/office/word/2010/wordprocessingShape" mc:Ignorable="w14 w15 w16se w16cid w16 w16cex w16sdtdh w16sdtfl w16du wp14">
   <w:endnote w:type="separator" w:id="-1">
     <w:p>
       <w:pPr>
@@ -895,7 +1163,7 @@
 </file>
 
 <file path=word/footnotes.xml><?xml version="1.0" encoding="utf-8"?>
-<w:footnotes xmlns:wpc="http://schemas.microsoft.com/office/word/2010/wordprocessingCanvas" xmlns:cx="http://schemas.microsoft.com/office/drawing/2014/chartex" xmlns:cx1="http://schemas.microsoft.com/office/drawing/2015/9/8/chartex" xmlns:cx2="http://schemas.microsoft.com/office/drawing/2015/10/21/chartex" xmlns:cx3="http://schemas.microsoft.com/office/drawing/2016/5/9/chartex" xmlns:cx4="http://schemas.microsoft.com/office/drawing/2016/5/10/chartex" xmlns:cx5="http://schemas.microsoft.com/office/drawing/2016/5/11/chartex" xmlns:cx6="http://schemas.microsoft.com/office/drawing/2016/5/12/chartex" xmlns:cx7="http://schemas.microsoft.com/office/drawing/2016/5/13/chartex" xmlns:cx8="http://schemas.microsoft.com/office/drawing/2016/5/14/chartex" xmlns:mc="http://schemas.openxmlformats.org/markup-compatibility/2006" xmlns:aink="http://schemas.microsoft.com/office/drawing/2016/ink" xmlns:am3d="http://schemas.microsoft.com/office/drawing/2017/model3d" xmlns:o="urn:schemas-microsoft-com:office:office" xmlns:oel="http://schemas.microsoft.com/office/2019/extlst" xmlns:r="http://schemas.openxmlformats.org/officeDocument/2006/relationships" xmlns:m="http://schemas.openxmlformats.org/officeDocument/2006/math" xmlns:v="urn:schemas-microsoft-com:vml" xmlns:wp14="http://schemas.microsoft.com/office/word/2010/wordprocessingDrawing" xmlns:wp="http://schemas.openxmlformats.org/drawingml/2006/wordprocessingDrawing" xmlns:w10="urn:schemas-microsoft-com:office:word" xmlns:w="http://schemas.openxmlformats.org/wordprocessingml/2006/main" xmlns:w14="http://schemas.microsoft.com/office/word/2010/wordml" xmlns:w15="http://schemas.microsoft.com/office/word/2012/wordml" xmlns:w16cex="http://schemas.microsoft.com/office/word/2018/wordml/cex" xmlns:w16cid="http://schemas.microsoft.com/office/word/2016/wordml/cid" xmlns:w16="http://schemas.microsoft.com/office/word/2018/wordml" xmlns:w16du="http://schemas.microsoft.com/office/word/2023/wordml/word16du" xmlns:w16sdtdh="http://schemas.microsoft.com/office/word/2020/wordml/sdtdatahash" xmlns:w16se="http://schemas.microsoft.com/office/word/2015/wordml/symex" xmlns:wpg="http://schemas.microsoft.com/office/word/2010/wordprocessingGroup" xmlns:wpi="http://schemas.microsoft.com/office/word/2010/wordprocessingInk" xmlns:wne="http://schemas.microsoft.com/office/word/2006/wordml" xmlns:wps="http://schemas.microsoft.com/office/word/2010/wordprocessingShape" mc:Ignorable="w14 w15 w16se w16cid w16 w16cex w16sdtdh w16du wp14">
+<w:footnotes xmlns:wpc="http://schemas.microsoft.com/office/word/2010/wordprocessingCanvas" xmlns:cx="http://schemas.microsoft.com/office/drawing/2014/chartex" xmlns:cx1="http://schemas.microsoft.com/office/drawing/2015/9/8/chartex" xmlns:cx2="http://schemas.microsoft.com/office/drawing/2015/10/21/chartex" xmlns:cx3="http://schemas.microsoft.com/office/drawing/2016/5/9/chartex" xmlns:cx4="http://schemas.microsoft.com/office/drawing/2016/5/10/chartex" xmlns:cx5="http://schemas.microsoft.com/office/drawing/2016/5/11/chartex" xmlns:cx6="http://schemas.microsoft.com/office/drawing/2016/5/12/chartex" xmlns:cx7="http://schemas.microsoft.com/office/drawing/2016/5/13/chartex" xmlns:cx8="http://schemas.microsoft.com/office/drawing/2016/5/14/chartex" xmlns:mc="http://schemas.openxmlformats.org/markup-compatibility/2006" xmlns:aink="http://schemas.microsoft.com/office/drawing/2016/ink" xmlns:am3d="http://schemas.microsoft.com/office/drawing/2017/model3d" xmlns:o="urn:schemas-microsoft-com:office:office" xmlns:oel="http://schemas.microsoft.com/office/2019/extlst" xmlns:r="http://schemas.openxmlformats.org/officeDocument/2006/relationships" xmlns:m="http://schemas.openxmlformats.org/officeDocument/2006/math" xmlns:v="urn:schemas-microsoft-com:vml" xmlns:wp14="http://schemas.microsoft.com/office/word/2010/wordprocessingDrawing" xmlns:wp="http://schemas.openxmlformats.org/drawingml/2006/wordprocessingDrawing" xmlns:w10="urn:schemas-microsoft-com:office:word" xmlns:w="http://schemas.openxmlformats.org/wordprocessingml/2006/main" xmlns:w14="http://schemas.microsoft.com/office/word/2010/wordml" xmlns:w15="http://schemas.microsoft.com/office/word/2012/wordml" xmlns:w16cex="http://schemas.microsoft.com/office/word/2018/wordml/cex" xmlns:w16cid="http://schemas.microsoft.com/office/word/2016/wordml/cid" xmlns:w16="http://schemas.microsoft.com/office/word/2018/wordml" xmlns:w16du="http://schemas.microsoft.com/office/word/2023/wordml/word16du" xmlns:w16sdtdh="http://schemas.microsoft.com/office/word/2020/wordml/sdtdatahash" xmlns:w16sdtfl="http://schemas.microsoft.com/office/word/2024/wordml/sdtformatlock" xmlns:w16se="http://schemas.microsoft.com/office/word/2015/wordml/symex" xmlns:wpg="http://schemas.microsoft.com/office/word/2010/wordprocessingGroup" xmlns:wpi="http://schemas.microsoft.com/office/word/2010/wordprocessingInk" xmlns:wne="http://schemas.microsoft.com/office/word/2006/wordml" xmlns:wps="http://schemas.microsoft.com/office/word/2010/wordprocessingShape" mc:Ignorable="w14 w15 w16se w16cid w16 w16cex w16sdtdh w16sdtfl w16du wp14">
   <w:footnote w:type="separator" w:id="-1">
     <w:p>
       <w:pPr>
@@ -920,8 +1188,120 @@
 </file>
 
 <file path=word/numbering.xml><?xml version="1.0" encoding="utf-8"?>
-<w:numbering xmlns:wpc="http://schemas.microsoft.com/office/word/2010/wordprocessingCanvas" xmlns:cx="http://schemas.microsoft.com/office/drawing/2014/chartex" xmlns:cx1="http://schemas.microsoft.com/office/drawing/2015/9/8/chartex" xmlns:cx2="http://schemas.microsoft.com/office/drawing/2015/10/21/chartex" xmlns:cx3="http://schemas.microsoft.com/office/drawing/2016/5/9/chartex" xmlns:cx4="http://schemas.microsoft.com/office/drawing/2016/5/10/chartex" xmlns:cx5="http://schemas.microsoft.com/office/drawing/2016/5/11/chartex" xmlns:cx6="http://schemas.microsoft.com/office/drawing/2016/5/12/chartex" xmlns:cx7="http://schemas.microsoft.com/office/drawing/2016/5/13/chartex" xmlns:cx8="http://schemas.microsoft.com/office/drawing/2016/5/14/chartex" xmlns:mc="http://schemas.openxmlformats.org/markup-compatibility/2006" xmlns:aink="http://schemas.microsoft.com/office/drawing/2016/ink" xmlns:am3d="http://schemas.microsoft.com/office/drawing/2017/model3d" xmlns:o="urn:schemas-microsoft-com:office:office" xmlns:oel="http://schemas.microsoft.com/office/2019/extlst" xmlns:r="http://schemas.openxmlformats.org/officeDocument/2006/relationships" xmlns:m="http://schemas.openxmlformats.org/officeDocument/2006/math" xmlns:v="urn:schemas-microsoft-com:vml" xmlns:wp14="http://schemas.microsoft.com/office/word/2010/wordprocessingDrawing" xmlns:wp="http://schemas.openxmlformats.org/drawingml/2006/wordprocessingDrawing" xmlns:w10="urn:schemas-microsoft-com:office:word" xmlns:w="http://schemas.openxmlformats.org/wordprocessingml/2006/main" xmlns:w14="http://schemas.microsoft.com/office/word/2010/wordml" xmlns:w15="http://schemas.microsoft.com/office/word/2012/wordml" xmlns:w16cex="http://schemas.microsoft.com/office/word/2018/wordml/cex" xmlns:w16cid="http://schemas.microsoft.com/office/word/2016/wordml/cid" xmlns:w16="http://schemas.microsoft.com/office/word/2018/wordml" xmlns:w16du="http://schemas.microsoft.com/office/word/2023/wordml/word16du" xmlns:w16sdtdh="http://schemas.microsoft.com/office/word/2020/wordml/sdtdatahash" xmlns:w16se="http://schemas.microsoft.com/office/word/2015/wordml/symex" xmlns:wpg="http://schemas.microsoft.com/office/word/2010/wordprocessingGroup" xmlns:wpi="http://schemas.microsoft.com/office/word/2010/wordprocessingInk" xmlns:wne="http://schemas.microsoft.com/office/word/2006/wordml" xmlns:wps="http://schemas.microsoft.com/office/word/2010/wordprocessingShape" mc:Ignorable="w14 w15 w16se w16cid w16 w16cex w16sdtdh w16du wp14">
+<w:numbering xmlns:wpc="http://schemas.microsoft.com/office/word/2010/wordprocessingCanvas" xmlns:cx="http://schemas.microsoft.com/office/drawing/2014/chartex" xmlns:cx1="http://schemas.microsoft.com/office/drawing/2015/9/8/chartex" xmlns:cx2="http://schemas.microsoft.com/office/drawing/2015/10/21/chartex" xmlns:cx3="http://schemas.microsoft.com/office/drawing/2016/5/9/chartex" xmlns:cx4="http://schemas.microsoft.com/office/drawing/2016/5/10/chartex" xmlns:cx5="http://schemas.microsoft.com/office/drawing/2016/5/11/chartex" xmlns:cx6="http://schemas.microsoft.com/office/drawing/2016/5/12/chartex" xmlns:cx7="http://schemas.microsoft.com/office/drawing/2016/5/13/chartex" xmlns:cx8="http://schemas.microsoft.com/office/drawing/2016/5/14/chartex" xmlns:mc="http://schemas.openxmlformats.org/markup-compatibility/2006" xmlns:aink="http://schemas.microsoft.com/office/drawing/2016/ink" xmlns:am3d="http://schemas.microsoft.com/office/drawing/2017/model3d" xmlns:o="urn:schemas-microsoft-com:office:office" xmlns:oel="http://schemas.microsoft.com/office/2019/extlst" xmlns:r="http://schemas.openxmlformats.org/officeDocument/2006/relationships" xmlns:m="http://schemas.openxmlformats.org/officeDocument/2006/math" xmlns:v="urn:schemas-microsoft-com:vml" xmlns:wp14="http://schemas.microsoft.com/office/word/2010/wordprocessingDrawing" xmlns:wp="http://schemas.openxmlformats.org/drawingml/2006/wordprocessingDrawing" xmlns:w10="urn:schemas-microsoft-com:office:word" xmlns:w="http://schemas.openxmlformats.org/wordprocessingml/2006/main" xmlns:w14="http://schemas.microsoft.com/office/word/2010/wordml" xmlns:w15="http://schemas.microsoft.com/office/word/2012/wordml" xmlns:w16cex="http://schemas.microsoft.com/office/word/2018/wordml/cex" xmlns:w16cid="http://schemas.microsoft.com/office/word/2016/wordml/cid" xmlns:w16="http://schemas.microsoft.com/office/word/2018/wordml" xmlns:w16du="http://schemas.microsoft.com/office/word/2023/wordml/word16du" xmlns:w16sdtdh="http://schemas.microsoft.com/office/word/2020/wordml/sdtdatahash" xmlns:w16sdtfl="http://schemas.microsoft.com/office/word/2024/wordml/sdtformatlock" xmlns:w16se="http://schemas.microsoft.com/office/word/2015/wordml/symex" xmlns:wpg="http://schemas.microsoft.com/office/word/2010/wordprocessingGroup" xmlns:wpi="http://schemas.microsoft.com/office/word/2010/wordprocessingInk" xmlns:wne="http://schemas.microsoft.com/office/word/2006/wordml" xmlns:wps="http://schemas.microsoft.com/office/word/2010/wordprocessingShape" mc:Ignorable="w14 w15 w16se w16cid w16 w16cex w16sdtdh w16sdtfl w16du wp14">
   <w:abstractNum w:abstractNumId="0" w15:restartNumberingAfterBreak="0">
+    <w:nsid w:val="1142330D"/>
+    <w:multiLevelType w:val="hybridMultilevel"/>
+    <w:tmpl w:val="2A6AAA44"/>
+    <w:lvl w:ilvl="0" w:tplc="C5C6CFEC">
+      <w:numFmt w:val="bullet"/>
+      <w:lvlText w:val="-"/>
+      <w:lvlJc w:val="left"/>
+      <w:pPr>
+        <w:ind w:left="800" w:hanging="360"/>
+      </w:pPr>
+      <w:rPr>
+        <w:rFonts w:ascii="맑은 고딕" w:eastAsia="맑은 고딕" w:hAnsi="맑은 고딕" w:cstheme="minorBidi" w:hint="eastAsia"/>
+      </w:rPr>
+    </w:lvl>
+    <w:lvl w:ilvl="1" w:tplc="04090003" w:tentative="1">
+      <w:start w:val="1"/>
+      <w:numFmt w:val="bullet"/>
+      <w:lvlText w:val=""/>
+      <w:lvlJc w:val="left"/>
+      <w:pPr>
+        <w:ind w:left="1320" w:hanging="440"/>
+      </w:pPr>
+      <w:rPr>
+        <w:rFonts w:ascii="Wingdings" w:hAnsi="Wingdings" w:hint="default"/>
+      </w:rPr>
+    </w:lvl>
+    <w:lvl w:ilvl="2" w:tplc="04090005" w:tentative="1">
+      <w:start w:val="1"/>
+      <w:numFmt w:val="bullet"/>
+      <w:lvlText w:val=""/>
+      <w:lvlJc w:val="left"/>
+      <w:pPr>
+        <w:ind w:left="1760" w:hanging="440"/>
+      </w:pPr>
+      <w:rPr>
+        <w:rFonts w:ascii="Wingdings" w:hAnsi="Wingdings" w:hint="default"/>
+      </w:rPr>
+    </w:lvl>
+    <w:lvl w:ilvl="3" w:tplc="04090001" w:tentative="1">
+      <w:start w:val="1"/>
+      <w:numFmt w:val="bullet"/>
+      <w:lvlText w:val=""/>
+      <w:lvlJc w:val="left"/>
+      <w:pPr>
+        <w:ind w:left="2200" w:hanging="440"/>
+      </w:pPr>
+      <w:rPr>
+        <w:rFonts w:ascii="Wingdings" w:hAnsi="Wingdings" w:hint="default"/>
+      </w:rPr>
+    </w:lvl>
+    <w:lvl w:ilvl="4" w:tplc="04090003" w:tentative="1">
+      <w:start w:val="1"/>
+      <w:numFmt w:val="bullet"/>
+      <w:lvlText w:val=""/>
+      <w:lvlJc w:val="left"/>
+      <w:pPr>
+        <w:ind w:left="2640" w:hanging="440"/>
+      </w:pPr>
+      <w:rPr>
+        <w:rFonts w:ascii="Wingdings" w:hAnsi="Wingdings" w:hint="default"/>
+      </w:rPr>
+    </w:lvl>
+    <w:lvl w:ilvl="5" w:tplc="04090005" w:tentative="1">
+      <w:start w:val="1"/>
+      <w:numFmt w:val="bullet"/>
+      <w:lvlText w:val=""/>
+      <w:lvlJc w:val="left"/>
+      <w:pPr>
+        <w:ind w:left="3080" w:hanging="440"/>
+      </w:pPr>
+      <w:rPr>
+        <w:rFonts w:ascii="Wingdings" w:hAnsi="Wingdings" w:hint="default"/>
+      </w:rPr>
+    </w:lvl>
+    <w:lvl w:ilvl="6" w:tplc="04090001" w:tentative="1">
+      <w:start w:val="1"/>
+      <w:numFmt w:val="bullet"/>
+      <w:lvlText w:val=""/>
+      <w:lvlJc w:val="left"/>
+      <w:pPr>
+        <w:ind w:left="3520" w:hanging="440"/>
+      </w:pPr>
+      <w:rPr>
+        <w:rFonts w:ascii="Wingdings" w:hAnsi="Wingdings" w:hint="default"/>
+      </w:rPr>
+    </w:lvl>
+    <w:lvl w:ilvl="7" w:tplc="04090003" w:tentative="1">
+      <w:start w:val="1"/>
+      <w:numFmt w:val="bullet"/>
+      <w:lvlText w:val=""/>
+      <w:lvlJc w:val="left"/>
+      <w:pPr>
+        <w:ind w:left="3960" w:hanging="440"/>
+      </w:pPr>
+      <w:rPr>
+        <w:rFonts w:ascii="Wingdings" w:hAnsi="Wingdings" w:hint="default"/>
+      </w:rPr>
+    </w:lvl>
+    <w:lvl w:ilvl="8" w:tplc="04090005" w:tentative="1">
+      <w:start w:val="1"/>
+      <w:numFmt w:val="bullet"/>
+      <w:lvlText w:val=""/>
+      <w:lvlJc w:val="left"/>
+      <w:pPr>
+        <w:ind w:left="4400" w:hanging="440"/>
+      </w:pPr>
+      <w:rPr>
+        <w:rFonts w:ascii="Wingdings" w:hAnsi="Wingdings" w:hint="default"/>
+      </w:rPr>
+    </w:lvl>
+  </w:abstractNum>
+  <w:abstractNum w:abstractNumId="1" w15:restartNumberingAfterBreak="0">
     <w:nsid w:val="1A3D51DD"/>
     <w:multiLevelType w:val="hybridMultilevel"/>
     <w:tmpl w:val="AB6AAB92"/>
@@ -1034,7 +1414,7 @@
       </w:rPr>
     </w:lvl>
   </w:abstractNum>
-  <w:abstractNum w:abstractNumId="1" w15:restartNumberingAfterBreak="0">
+  <w:abstractNum w:abstractNumId="2" w15:restartNumberingAfterBreak="0">
     <w:nsid w:val="2E7D1FA2"/>
     <w:multiLevelType w:val="hybridMultilevel"/>
     <w:tmpl w:val="9D485F94"/>
@@ -1147,17 +1527,135 @@
       </w:rPr>
     </w:lvl>
   </w:abstractNum>
+  <w:abstractNum w:abstractNumId="3" w15:restartNumberingAfterBreak="0">
+    <w:nsid w:val="77EE31BB"/>
+    <w:multiLevelType w:val="hybridMultilevel"/>
+    <w:tmpl w:val="BBB23210"/>
+    <w:lvl w:ilvl="0" w:tplc="5824B1FC">
+      <w:numFmt w:val="bullet"/>
+      <w:lvlText w:val="-"/>
+      <w:lvlJc w:val="left"/>
+      <w:pPr>
+        <w:ind w:left="800" w:hanging="360"/>
+      </w:pPr>
+      <w:rPr>
+        <w:rFonts w:ascii="맑은 고딕" w:eastAsia="맑은 고딕" w:hAnsi="맑은 고딕" w:cstheme="minorBidi" w:hint="eastAsia"/>
+      </w:rPr>
+    </w:lvl>
+    <w:lvl w:ilvl="1" w:tplc="04090003" w:tentative="1">
+      <w:start w:val="1"/>
+      <w:numFmt w:val="bullet"/>
+      <w:lvlText w:val=""/>
+      <w:lvlJc w:val="left"/>
+      <w:pPr>
+        <w:ind w:left="1320" w:hanging="440"/>
+      </w:pPr>
+      <w:rPr>
+        <w:rFonts w:ascii="Wingdings" w:hAnsi="Wingdings" w:hint="default"/>
+      </w:rPr>
+    </w:lvl>
+    <w:lvl w:ilvl="2" w:tplc="04090005" w:tentative="1">
+      <w:start w:val="1"/>
+      <w:numFmt w:val="bullet"/>
+      <w:lvlText w:val=""/>
+      <w:lvlJc w:val="left"/>
+      <w:pPr>
+        <w:ind w:left="1760" w:hanging="440"/>
+      </w:pPr>
+      <w:rPr>
+        <w:rFonts w:ascii="Wingdings" w:hAnsi="Wingdings" w:hint="default"/>
+      </w:rPr>
+    </w:lvl>
+    <w:lvl w:ilvl="3" w:tplc="04090001" w:tentative="1">
+      <w:start w:val="1"/>
+      <w:numFmt w:val="bullet"/>
+      <w:lvlText w:val=""/>
+      <w:lvlJc w:val="left"/>
+      <w:pPr>
+        <w:ind w:left="2200" w:hanging="440"/>
+      </w:pPr>
+      <w:rPr>
+        <w:rFonts w:ascii="Wingdings" w:hAnsi="Wingdings" w:hint="default"/>
+      </w:rPr>
+    </w:lvl>
+    <w:lvl w:ilvl="4" w:tplc="04090003" w:tentative="1">
+      <w:start w:val="1"/>
+      <w:numFmt w:val="bullet"/>
+      <w:lvlText w:val=""/>
+      <w:lvlJc w:val="left"/>
+      <w:pPr>
+        <w:ind w:left="2640" w:hanging="440"/>
+      </w:pPr>
+      <w:rPr>
+        <w:rFonts w:ascii="Wingdings" w:hAnsi="Wingdings" w:hint="default"/>
+      </w:rPr>
+    </w:lvl>
+    <w:lvl w:ilvl="5" w:tplc="04090005" w:tentative="1">
+      <w:start w:val="1"/>
+      <w:numFmt w:val="bullet"/>
+      <w:lvlText w:val=""/>
+      <w:lvlJc w:val="left"/>
+      <w:pPr>
+        <w:ind w:left="3080" w:hanging="440"/>
+      </w:pPr>
+      <w:rPr>
+        <w:rFonts w:ascii="Wingdings" w:hAnsi="Wingdings" w:hint="default"/>
+      </w:rPr>
+    </w:lvl>
+    <w:lvl w:ilvl="6" w:tplc="04090001" w:tentative="1">
+      <w:start w:val="1"/>
+      <w:numFmt w:val="bullet"/>
+      <w:lvlText w:val=""/>
+      <w:lvlJc w:val="left"/>
+      <w:pPr>
+        <w:ind w:left="3520" w:hanging="440"/>
+      </w:pPr>
+      <w:rPr>
+        <w:rFonts w:ascii="Wingdings" w:hAnsi="Wingdings" w:hint="default"/>
+      </w:rPr>
+    </w:lvl>
+    <w:lvl w:ilvl="7" w:tplc="04090003" w:tentative="1">
+      <w:start w:val="1"/>
+      <w:numFmt w:val="bullet"/>
+      <w:lvlText w:val=""/>
+      <w:lvlJc w:val="left"/>
+      <w:pPr>
+        <w:ind w:left="3960" w:hanging="440"/>
+      </w:pPr>
+      <w:rPr>
+        <w:rFonts w:ascii="Wingdings" w:hAnsi="Wingdings" w:hint="default"/>
+      </w:rPr>
+    </w:lvl>
+    <w:lvl w:ilvl="8" w:tplc="04090005" w:tentative="1">
+      <w:start w:val="1"/>
+      <w:numFmt w:val="bullet"/>
+      <w:lvlText w:val=""/>
+      <w:lvlJc w:val="left"/>
+      <w:pPr>
+        <w:ind w:left="4400" w:hanging="440"/>
+      </w:pPr>
+      <w:rPr>
+        <w:rFonts w:ascii="Wingdings" w:hAnsi="Wingdings" w:hint="default"/>
+      </w:rPr>
+    </w:lvl>
+  </w:abstractNum>
   <w:num w:numId="1" w16cid:durableId="1396316752">
+    <w:abstractNumId w:val="1"/>
+  </w:num>
+  <w:num w:numId="2" w16cid:durableId="15547979">
+    <w:abstractNumId w:val="2"/>
+  </w:num>
+  <w:num w:numId="3" w16cid:durableId="186336909">
     <w:abstractNumId w:val="0"/>
   </w:num>
-  <w:num w:numId="2" w16cid:durableId="15547979">
-    <w:abstractNumId w:val="1"/>
+  <w:num w:numId="4" w16cid:durableId="746540678">
+    <w:abstractNumId w:val="3"/>
   </w:num>
 </w:numbering>
 </file>
 
 <file path=word/styles.xml><?xml version="1.0" encoding="utf-8"?>
-<w:styles xmlns:mc="http://schemas.openxmlformats.org/markup-compatibility/2006" xmlns:r="http://schemas.openxmlformats.org/officeDocument/2006/relationships" xmlns:w="http://schemas.openxmlformats.org/wordprocessingml/2006/main" xmlns:w14="http://schemas.microsoft.com/office/word/2010/wordml" xmlns:w15="http://schemas.microsoft.com/office/word/2012/wordml" xmlns:w16cex="http://schemas.microsoft.com/office/word/2018/wordml/cex" xmlns:w16cid="http://schemas.microsoft.com/office/word/2016/wordml/cid" xmlns:w16="http://schemas.microsoft.com/office/word/2018/wordml" xmlns:w16du="http://schemas.microsoft.com/office/word/2023/wordml/word16du" xmlns:w16sdtdh="http://schemas.microsoft.com/office/word/2020/wordml/sdtdatahash" xmlns:w16se="http://schemas.microsoft.com/office/word/2015/wordml/symex" mc:Ignorable="w14 w15 w16se w16cid w16 w16cex w16sdtdh w16du">
+<w:styles xmlns:mc="http://schemas.openxmlformats.org/markup-compatibility/2006" xmlns:r="http://schemas.openxmlformats.org/officeDocument/2006/relationships" xmlns:w="http://schemas.openxmlformats.org/wordprocessingml/2006/main" xmlns:w14="http://schemas.microsoft.com/office/word/2010/wordml" xmlns:w15="http://schemas.microsoft.com/office/word/2012/wordml" xmlns:w16cex="http://schemas.microsoft.com/office/word/2018/wordml/cex" xmlns:w16cid="http://schemas.microsoft.com/office/word/2016/wordml/cid" xmlns:w16="http://schemas.microsoft.com/office/word/2018/wordml" xmlns:w16du="http://schemas.microsoft.com/office/word/2023/wordml/word16du" xmlns:w16sdtdh="http://schemas.microsoft.com/office/word/2020/wordml/sdtdatahash" xmlns:w16sdtfl="http://schemas.microsoft.com/office/word/2024/wordml/sdtformatlock" xmlns:w16se="http://schemas.microsoft.com/office/word/2015/wordml/symex" mc:Ignorable="w14 w15 w16se w16cid w16 w16cex w16sdtdh w16sdtfl w16du">
   <w:docDefaults>
     <w:rPrDefault>
       <w:rPr>

--- a/작업일지/28주차.docx
+++ b/작업일지/28주차.docx
@@ -322,21 +322,7 @@
               <w:rPr>
                 <w:rFonts w:hint="eastAsia"/>
               </w:rPr>
-              <w:t xml:space="preserve"> </w:t>
-            </w:r>
-            <w:proofErr w:type="spellStart"/>
-            <w:r>
-              <w:rPr>
-                <w:rFonts w:hint="eastAsia"/>
-              </w:rPr>
-              <w:t>윤이하나</w:t>
-            </w:r>
-            <w:proofErr w:type="spellEnd"/>
-            <w:r>
-              <w:rPr>
-                <w:rFonts w:hint="eastAsia"/>
-              </w:rPr>
-              <w:t xml:space="preserve">(기획, </w:t>
+              <w:t xml:space="preserve"> 윤이하나(기획, </w:t>
             </w:r>
             <w:r>
               <w:rPr>
@@ -426,7 +412,6 @@
                 <w:bCs/>
               </w:rPr>
             </w:pPr>
-            <w:proofErr w:type="spellStart"/>
             <w:r>
               <w:rPr>
                 <w:rFonts w:hint="eastAsia"/>
@@ -435,14 +420,44 @@
               </w:rPr>
               <w:t>윤이하나</w:t>
             </w:r>
-            <w:proofErr w:type="spellEnd"/>
           </w:p>
         </w:tc>
         <w:tc>
           <w:tcPr>
             <w:tcW w:w="9214" w:type="dxa"/>
           </w:tcPr>
-          <w:p/>
+          <w:p>
+            <w:r>
+              <w:rPr>
+                <w:rFonts w:hint="eastAsia"/>
+              </w:rPr>
+              <w:t>- 방 모델 수정</w:t>
+            </w:r>
+          </w:p>
+          <w:p>
+            <w:pPr>
+              <w:rPr>
+                <w:rFonts w:hint="eastAsia"/>
+              </w:rPr>
+            </w:pPr>
+            <w:r>
+              <w:rPr>
+                <w:rFonts w:hint="eastAsia"/>
+              </w:rPr>
+              <w:t xml:space="preserve">- 벽에 난 문 구멍을 막는 </w:t>
+            </w:r>
+            <w:proofErr w:type="spellStart"/>
+            <w:r>
+              <w:t>WallFiller</w:t>
+            </w:r>
+            <w:proofErr w:type="spellEnd"/>
+            <w:r>
+              <w:rPr>
+                <w:rFonts w:hint="eastAsia"/>
+              </w:rPr>
+              <w:t xml:space="preserve"> 모델링</w:t>
+            </w:r>
+          </w:p>
         </w:tc>
       </w:tr>
       <w:tr>
@@ -488,11 +503,6 @@
             </w:r>
           </w:p>
           <w:p>
-            <w:pPr>
-              <w:rPr>
-                <w:rFonts w:hint="eastAsia"/>
-              </w:rPr>
-            </w:pPr>
             <w:r>
               <w:rPr>
                 <w:rFonts w:hint="eastAsia"/>
@@ -606,7 +616,6 @@
                 <w:bCs/>
               </w:rPr>
             </w:pPr>
-            <w:proofErr w:type="spellStart"/>
             <w:r>
               <w:rPr>
                 <w:rFonts w:hint="eastAsia"/>
@@ -615,7 +624,6 @@
               </w:rPr>
               <w:t>윤이하나</w:t>
             </w:r>
-            <w:proofErr w:type="spellEnd"/>
           </w:p>
         </w:tc>
         <w:tc>
@@ -624,9 +632,203 @@
           </w:tcPr>
           <w:p>
             <w:pPr>
-              <w:pStyle w:val="a6"/>
-              <w:ind w:left="880"/>
+              <w:rPr>
+                <w:rFonts w:hint="eastAsia"/>
+              </w:rPr>
             </w:pPr>
+            <w:r>
+              <w:rPr>
+                <w:rFonts w:hint="eastAsia"/>
+              </w:rPr>
+              <w:t xml:space="preserve">- </w:t>
+            </w:r>
+            <w:r>
+              <w:t xml:space="preserve">Staircase </w:t>
+            </w:r>
+            <w:r>
+              <w:rPr>
+                <w:rFonts w:hint="eastAsia"/>
+              </w:rPr>
+              <w:t xml:space="preserve">방 모델을 3층에서 2층으로 수정하였다. 내가 만든 </w:t>
+            </w:r>
+            <w:proofErr w:type="spellStart"/>
+            <w:r>
+              <w:rPr>
+                <w:rFonts w:hint="eastAsia"/>
+              </w:rPr>
+              <w:t>에셋을</w:t>
+            </w:r>
+            <w:proofErr w:type="spellEnd"/>
+            <w:r>
+              <w:rPr>
+                <w:rFonts w:hint="eastAsia"/>
+              </w:rPr>
+              <w:t xml:space="preserve"> </w:t>
+            </w:r>
+            <w:proofErr w:type="spellStart"/>
+            <w:r>
+              <w:rPr>
+                <w:rFonts w:hint="eastAsia"/>
+              </w:rPr>
+              <w:t>언리얼에</w:t>
+            </w:r>
+            <w:proofErr w:type="spellEnd"/>
+            <w:r>
+              <w:rPr>
+                <w:rFonts w:hint="eastAsia"/>
+              </w:rPr>
+              <w:t xml:space="preserve"> </w:t>
+            </w:r>
+            <w:proofErr w:type="spellStart"/>
+            <w:r>
+              <w:rPr>
+                <w:rFonts w:hint="eastAsia"/>
+              </w:rPr>
+              <w:t>임포트하는</w:t>
+            </w:r>
+            <w:proofErr w:type="spellEnd"/>
+            <w:r>
+              <w:rPr>
+                <w:rFonts w:hint="eastAsia"/>
+              </w:rPr>
+              <w:t xml:space="preserve"> 방법을 채은이에게 배워서 직접 </w:t>
+            </w:r>
+            <w:proofErr w:type="spellStart"/>
+            <w:r>
+              <w:rPr>
+                <w:rFonts w:hint="eastAsia"/>
+              </w:rPr>
+              <w:t>언리얼</w:t>
+            </w:r>
+            <w:proofErr w:type="spellEnd"/>
+            <w:r>
+              <w:rPr>
+                <w:rFonts w:hint="eastAsia"/>
+              </w:rPr>
+              <w:t xml:space="preserve"> 안에서 교체하였다. 또 </w:t>
+            </w:r>
+            <w:proofErr w:type="spellStart"/>
+            <w:r>
+              <w:rPr>
+                <w:rFonts w:hint="eastAsia"/>
+              </w:rPr>
+              <w:t>FactoryRoom</w:t>
+            </w:r>
+            <w:proofErr w:type="spellEnd"/>
+            <w:r>
+              <w:rPr>
+                <w:rFonts w:hint="eastAsia"/>
+              </w:rPr>
+              <w:t xml:space="preserve">이 제대로 </w:t>
+            </w:r>
+            <w:proofErr w:type="spellStart"/>
+            <w:r>
+              <w:rPr>
+                <w:rFonts w:hint="eastAsia"/>
+              </w:rPr>
+              <w:t>조립되어있지</w:t>
+            </w:r>
+            <w:proofErr w:type="spellEnd"/>
+            <w:r>
+              <w:rPr>
+                <w:rFonts w:hint="eastAsia"/>
+              </w:rPr>
+              <w:t xml:space="preserve"> 않아서 수정하였다. 3dsMax에서 </w:t>
+            </w:r>
+            <w:proofErr w:type="spellStart"/>
+            <w:r>
+              <w:rPr>
+                <w:rFonts w:hint="eastAsia"/>
+              </w:rPr>
+              <w:t>StorageRoom_Step</w:t>
+            </w:r>
+            <w:proofErr w:type="spellEnd"/>
+            <w:r>
+              <w:rPr>
+                <w:rFonts w:hint="eastAsia"/>
+              </w:rPr>
+              <w:t xml:space="preserve">의 중점의 z 좌표를 수정하여 </w:t>
+            </w:r>
+            <w:proofErr w:type="spellStart"/>
+            <w:r>
+              <w:rPr>
+                <w:rFonts w:hint="eastAsia"/>
+              </w:rPr>
+              <w:t>언리얼에</w:t>
+            </w:r>
+            <w:proofErr w:type="spellEnd"/>
+            <w:r>
+              <w:rPr>
+                <w:rFonts w:hint="eastAsia"/>
+              </w:rPr>
+              <w:t xml:space="preserve"> </w:t>
+            </w:r>
+            <w:proofErr w:type="spellStart"/>
+            <w:r>
+              <w:rPr>
+                <w:rFonts w:hint="eastAsia"/>
+              </w:rPr>
+              <w:t>임포트하였다</w:t>
+            </w:r>
+            <w:proofErr w:type="spellEnd"/>
+            <w:r>
+              <w:rPr>
+                <w:rFonts w:hint="eastAsia"/>
+              </w:rPr>
+              <w:t>.</w:t>
+            </w:r>
+          </w:p>
+          <w:p>
+            <w:pPr>
+              <w:rPr>
+                <w:rFonts w:hint="eastAsia"/>
+              </w:rPr>
+            </w:pPr>
+            <w:r>
+              <w:rPr>
+                <w:rFonts w:hint="eastAsia"/>
+              </w:rPr>
+              <w:t xml:space="preserve">- </w:t>
+            </w:r>
+            <w:proofErr w:type="spellStart"/>
+            <w:r>
+              <w:t>WallFiller</w:t>
+            </w:r>
+            <w:proofErr w:type="spellEnd"/>
+            <w:r>
+              <w:rPr>
+                <w:rFonts w:hint="eastAsia"/>
+              </w:rPr>
+              <w:t xml:space="preserve"> 모델을 만들었다. 벽에 난 문 구멍을 막는 용도이다. 처음에는 </w:t>
+            </w:r>
+            <w:proofErr w:type="spellStart"/>
+            <w:r>
+              <w:rPr>
+                <w:rFonts w:hint="eastAsia"/>
+              </w:rPr>
+              <w:t>텍스쳐를</w:t>
+            </w:r>
+            <w:proofErr w:type="spellEnd"/>
+            <w:r>
+              <w:rPr>
+                <w:rFonts w:hint="eastAsia"/>
+              </w:rPr>
+              <w:t xml:space="preserve"> 적용하지 않았는데, 다른 방 모델과 겹쳐지면 잘 보이지 않는다고 하여서 다른 색으로 </w:t>
+            </w:r>
+            <w:proofErr w:type="spellStart"/>
+            <w:r>
+              <w:rPr>
+                <w:rFonts w:hint="eastAsia"/>
+              </w:rPr>
+              <w:t>텍스쳐를</w:t>
+            </w:r>
+            <w:proofErr w:type="spellEnd"/>
+            <w:r>
+              <w:rPr>
+                <w:rFonts w:hint="eastAsia"/>
+              </w:rPr>
+              <w:t xml:space="preserve"> 적용하였다.</w:t>
+            </w:r>
           </w:p>
         </w:tc>
       </w:tr>
@@ -666,11 +868,6 @@
           </w:p>
           <w:p/>
           <w:p>
-            <w:pPr>
-              <w:rPr>
-                <w:rFonts w:hint="eastAsia"/>
-              </w:rPr>
-            </w:pPr>
             <w:r>
               <w:rPr>
                 <w:rFonts w:hint="eastAsia"/>
@@ -723,11 +920,6 @@
           </w:p>
           <w:p/>
           <w:p>
-            <w:pPr>
-              <w:rPr>
-                <w:rFonts w:hint="eastAsia"/>
-              </w:rPr>
-            </w:pPr>
             <w:r>
               <w:rPr>
                 <w:rFonts w:hint="eastAsia"/>
@@ -765,11 +957,6 @@
           </w:p>
           <w:p/>
           <w:p>
-            <w:pPr>
-              <w:rPr>
-                <w:rFonts w:hint="eastAsia"/>
-              </w:rPr>
-            </w:pPr>
             <w:r>
               <w:rPr>
                 <w:rFonts w:hint="eastAsia"/>
@@ -844,14 +1031,7 @@
               <w:rPr>
                 <w:rFonts w:hint="eastAsia"/>
               </w:rPr>
-              <w:t xml:space="preserve"> 아직 다 </w:t>
-            </w:r>
-            <w:r>
-              <w:rPr>
-                <w:rFonts w:hint="eastAsia"/>
-              </w:rPr>
-              <w:lastRenderedPageBreak/>
-              <w:t xml:space="preserve">제작하지 못해 </w:t>
+              <w:t xml:space="preserve"> 아직 다 제작하지 못해 </w:t>
             </w:r>
             <w:proofErr w:type="spellStart"/>
             <w:r>
@@ -1025,7 +1205,7 @@
                           </pic:cNvPicPr>
                         </pic:nvPicPr>
                         <pic:blipFill rotWithShape="1">
-                          <a:blip r:embed="rId7">
+                          <a:blip r:embed="rId8">
                             <a:extLst>
                               <a:ext uri="{28A0092B-C50C-407E-A947-70E740481C1C}">
                                 <a14:useLocalDpi xmlns:a14="http://schemas.microsoft.com/office/drawing/2010/main" val="0"/>
@@ -2949,4 +3129,16 @@
     </a:ext>
   </a:extLst>
 </a:theme>
+</file>
+
+<file path=customXml/item1.xml><?xml version="1.0" encoding="utf-8"?>
+<b:Sources xmlns:b="http://schemas.openxmlformats.org/officeDocument/2006/bibliography" xmlns="http://schemas.openxmlformats.org/officeDocument/2006/bibliography" SelectedStyle="\APASixthEditionOfficeOnline.xsl" StyleName="APA" Version="6"/>
+</file>
+
+<file path=customXml/itemProps1.xml><?xml version="1.0" encoding="utf-8"?>
+<ds:datastoreItem xmlns:ds="http://schemas.openxmlformats.org/officeDocument/2006/customXml" ds:itemID="{259AF293-B69F-46CC-B50C-84874028BE80}">
+  <ds:schemaRefs>
+    <ds:schemaRef ds:uri="http://schemas.openxmlformats.org/officeDocument/2006/bibliography"/>
+  </ds:schemaRefs>
+</ds:datastoreItem>
 </file>